--- a/lessons/2-5-group2/homework.docx
+++ b/lessons/2-5-group2/homework.docx
@@ -80,7 +80,7 @@
         <w:spacing w:after="60" w:before="0"/>
       </w:pPr>
       <w:r>
-        <w:t xml:space="preserve">Content: I can describe the shape of a data distribution as symmetric, skewed, or having clusters and gaps, explain how I can tell, and judge a case I have not seen before.</w:t>
+        <w:t xml:space="preserve">Content: I can find the range and the interquartile range of a data set and use them to describe how spread out the data is, explain how I can tell, and judge a case I have not seen before.</w:t>
       </w:r>
     </w:p>
     <w:p>
@@ -161,10 +161,10 @@
           <w:b/>
           <w:bCs/>
         </w:rPr>
-        <w:t xml:space="preserve">Shape of Data Distributions (Forma de las distribuciones de datos)</w:t>
-      </w:r>
-      <w:r>
-        <w:t xml:space="preserve"> — The overall pattern of data, such as symmetric, skewed, clustered, or containing gaps.</w:t>
+        <w:t xml:space="preserve">Range and Interquartile Range (Rango y rango intercuartílico)</w:t>
+      </w:r>
+      <w:r>
+        <w:t xml:space="preserve"> — Two numbers that describe spread: the range covers all the data, and the interquartile range covers only the middle half.</w:t>
       </w:r>
     </w:p>
     <w:p>
@@ -224,10 +224,10 @@
           <w:b/>
           <w:bCs/>
         </w:rPr>
-        <w:t xml:space="preserve">Symmetric (Simétrico)</w:t>
-      </w:r>
-      <w:r>
-        <w:t xml:space="preserve"> — Data that looks about the same on the left and right.</w:t>
+        <w:t xml:space="preserve">Range (Rango)</w:t>
+      </w:r>
+      <w:r>
+        <w:t xml:space="preserve"> — The distance from the least value to the greatest value, found by subtracting: greatest − least.</w:t>
       </w:r>
     </w:p>
     <w:p>
@@ -287,10 +287,10 @@
           <w:b/>
           <w:bCs/>
         </w:rPr>
-        <w:t xml:space="preserve">Skewed (Sesgado)</w:t>
-      </w:r>
-      <w:r>
-        <w:t xml:space="preserve"> — When most data sits on one side with a tail on the other.</w:t>
+        <w:t xml:space="preserve">Quartile (Cuartil)</w:t>
+      </w:r>
+      <w:r>
+        <w:t xml:space="preserve"> — One of the three values that cut an ordered data set into four equal-sized groups.</w:t>
       </w:r>
     </w:p>
     <w:p>
@@ -350,10 +350,73 @@
           <w:b/>
           <w:bCs/>
         </w:rPr>
-        <w:t xml:space="preserve">Cluster (Agrupamiento)</w:t>
-      </w:r>
-      <w:r>
-        <w:t xml:space="preserve"> — A group of numbers that are close together.</w:t>
+        <w:t xml:space="preserve">Interquartile range (Rango intercuartílico)</w:t>
+      </w:r>
+      <w:r>
+        <w:t xml:space="preserve"> — The distance across the middle half of the data, found by subtracting the first quartile from the third: Q3 − Q1.</w:t>
+      </w:r>
+    </w:p>
+    <w:p>
+      <w:pPr>
+        <w:keepNext/>
+        <w:spacing w:after="20" w:before="80"/>
+        <w:jc w:val="center"/>
+      </w:pPr>
+      <w:r>
+        <w:drawing>
+          <wp:inline distT="0" distB="0" distL="0" distR="0">
+            <wp:extent cx="1047750" cy="790575"/>
+            <wp:effectExtent t="0" r="0" b="0" l="0"/>
+            <wp:docPr id="1" name="" descr="" title=""/>
+            <wp:cNvGraphicFramePr>
+              <a:graphicFrameLocks xmlns:a="http://schemas.openxmlformats.org/drawingml/2006/main" noChangeAspect="1"/>
+            </wp:cNvGraphicFramePr>
+            <a:graphic xmlns:a="http://schemas.openxmlformats.org/drawingml/2006/main">
+              <a:graphicData uri="http://schemas.openxmlformats.org/drawingml/2006/picture">
+                <pic:pic xmlns:pic="http://schemas.openxmlformats.org/drawingml/2006/picture">
+                  <pic:nvPicPr>
+                    <pic:cNvPr id="0" name="" descr=""/>
+                    <pic:cNvPicPr>
+                      <a:picLocks noChangeAspect="1" noChangeArrowheads="1"/>
+                    </pic:cNvPicPr>
+                  </pic:nvPicPr>
+                  <pic:blipFill>
+                    <a:blip r:embed="rId8" cstate="none"/>
+                    <a:srcRect/>
+                    <a:stretch>
+                      <a:fillRect/>
+                    </a:stretch>
+                  </pic:blipFill>
+                  <pic:spPr bwMode="auto">
+                    <a:xfrm>
+                      <a:off x="0" y="0"/>
+                      <a:ext cx="1047750" cy="790575"/>
+                    </a:xfrm>
+                    <a:prstGeom prst="rect">
+                      <a:avLst/>
+                    </a:prstGeom>
+                  </pic:spPr>
+                </pic:pic>
+              </a:graphicData>
+            </a:graphic>
+          </wp:inline>
+        </w:drawing>
+      </w:r>
+    </w:p>
+    <w:p>
+      <w:pPr>
+        <w:keepNext/>
+        <w:spacing w:after="120"/>
+      </w:pPr>
+      <w:r>
+        <w:rPr>
+          <w:b/>
+          <w:bCs/>
+        </w:rPr>
+        <w:t xml:space="preserve">Variability (Variabilidad)</w:t>
+      </w:r>
+      <w:r>
+        <w:t xml:space="preserve"> — How much the values in a data set differ from one another — whether they sit close together or far apart.</w:t>
       </w:r>
     </w:p>
     <w:p>
@@ -413,10 +476,10 @@
           <w:b/>
           <w:bCs/>
         </w:rPr>
-        <w:t xml:space="preserve">Gap (Hueco (espacio))</w:t>
-      </w:r>
-      <w:r>
-        <w:t xml:space="preserve"> — A big empty space where there is no data.</w:t>
+        <w:t xml:space="preserve">Measure of variation (Medida de variación)</w:t>
+      </w:r>
+      <w:r>
+        <w:t xml:space="preserve"> — A single number that describes the spread of a whole data set. The range and the IQR are both measures of variation.</w:t>
       </w:r>
     </w:p>
     <w:p>
@@ -476,10 +539,10 @@
           <w:b/>
           <w:bCs/>
         </w:rPr>
-        <w:t xml:space="preserve">Data distribution (Distribución de datos)</w:t>
-      </w:r>
-      <w:r>
-        <w:t xml:space="preserve"> — How the data looks: where it sits and how spread out it is.</w:t>
+        <w:t xml:space="preserve">Shape of Data Distributions (Forma de las distribuciones de datos)</w:t>
+      </w:r>
+      <w:r>
+        <w:t xml:space="preserve"> — The overall pattern of data, such as symmetric, skewed, clustered, or containing gaps.</w:t>
       </w:r>
     </w:p>
     <w:p>
@@ -539,10 +602,262 @@
           <w:b/>
           <w:bCs/>
         </w:rPr>
-        <w:t xml:space="preserve">Variability (Variabilidad)</w:t>
-      </w:r>
-      <w:r>
-        <w:t xml:space="preserve"> — How spread out the numbers are.</w:t>
+        <w:t xml:space="preserve">Symmetric (Simétrico)</w:t>
+      </w:r>
+      <w:r>
+        <w:t xml:space="preserve"> — Data that looks about the same on the left and right.</w:t>
+      </w:r>
+    </w:p>
+    <w:p>
+      <w:pPr>
+        <w:keepNext/>
+        <w:spacing w:after="20" w:before="80"/>
+        <w:jc w:val="center"/>
+      </w:pPr>
+      <w:r>
+        <w:drawing>
+          <wp:inline distT="0" distB="0" distL="0" distR="0">
+            <wp:extent cx="1047750" cy="790575"/>
+            <wp:effectExtent t="0" r="0" b="0" l="0"/>
+            <wp:docPr id="1" name="" descr="" title=""/>
+            <wp:cNvGraphicFramePr>
+              <a:graphicFrameLocks xmlns:a="http://schemas.openxmlformats.org/drawingml/2006/main" noChangeAspect="1"/>
+            </wp:cNvGraphicFramePr>
+            <a:graphic xmlns:a="http://schemas.openxmlformats.org/drawingml/2006/main">
+              <a:graphicData uri="http://schemas.openxmlformats.org/drawingml/2006/picture">
+                <pic:pic xmlns:pic="http://schemas.openxmlformats.org/drawingml/2006/picture">
+                  <pic:nvPicPr>
+                    <pic:cNvPr id="0" name="" descr=""/>
+                    <pic:cNvPicPr>
+                      <a:picLocks noChangeAspect="1" noChangeArrowheads="1"/>
+                    </pic:cNvPicPr>
+                  </pic:nvPicPr>
+                  <pic:blipFill>
+                    <a:blip r:embed="rId14" cstate="none"/>
+                    <a:srcRect/>
+                    <a:stretch>
+                      <a:fillRect/>
+                    </a:stretch>
+                  </pic:blipFill>
+                  <pic:spPr bwMode="auto">
+                    <a:xfrm>
+                      <a:off x="0" y="0"/>
+                      <a:ext cx="1047750" cy="790575"/>
+                    </a:xfrm>
+                    <a:prstGeom prst="rect">
+                      <a:avLst/>
+                    </a:prstGeom>
+                  </pic:spPr>
+                </pic:pic>
+              </a:graphicData>
+            </a:graphic>
+          </wp:inline>
+        </w:drawing>
+      </w:r>
+    </w:p>
+    <w:p>
+      <w:pPr>
+        <w:keepNext/>
+        <w:spacing w:after="120"/>
+      </w:pPr>
+      <w:r>
+        <w:rPr>
+          <w:b/>
+          <w:bCs/>
+        </w:rPr>
+        <w:t xml:space="preserve">Skewed (Sesgado)</w:t>
+      </w:r>
+      <w:r>
+        <w:t xml:space="preserve"> — When most data sits on one side with a tail on the other.</w:t>
+      </w:r>
+    </w:p>
+    <w:p>
+      <w:pPr>
+        <w:keepNext/>
+        <w:spacing w:after="20" w:before="80"/>
+        <w:jc w:val="center"/>
+      </w:pPr>
+      <w:r>
+        <w:drawing>
+          <wp:inline distT="0" distB="0" distL="0" distR="0">
+            <wp:extent cx="1047750" cy="790575"/>
+            <wp:effectExtent t="0" r="0" b="0" l="0"/>
+            <wp:docPr id="1" name="" descr="" title=""/>
+            <wp:cNvGraphicFramePr>
+              <a:graphicFrameLocks xmlns:a="http://schemas.openxmlformats.org/drawingml/2006/main" noChangeAspect="1"/>
+            </wp:cNvGraphicFramePr>
+            <a:graphic xmlns:a="http://schemas.openxmlformats.org/drawingml/2006/main">
+              <a:graphicData uri="http://schemas.openxmlformats.org/drawingml/2006/picture">
+                <pic:pic xmlns:pic="http://schemas.openxmlformats.org/drawingml/2006/picture">
+                  <pic:nvPicPr>
+                    <pic:cNvPr id="0" name="" descr=""/>
+                    <pic:cNvPicPr>
+                      <a:picLocks noChangeAspect="1" noChangeArrowheads="1"/>
+                    </pic:cNvPicPr>
+                  </pic:nvPicPr>
+                  <pic:blipFill>
+                    <a:blip r:embed="rId15" cstate="none"/>
+                    <a:srcRect/>
+                    <a:stretch>
+                      <a:fillRect/>
+                    </a:stretch>
+                  </pic:blipFill>
+                  <pic:spPr bwMode="auto">
+                    <a:xfrm>
+                      <a:off x="0" y="0"/>
+                      <a:ext cx="1047750" cy="790575"/>
+                    </a:xfrm>
+                    <a:prstGeom prst="rect">
+                      <a:avLst/>
+                    </a:prstGeom>
+                  </pic:spPr>
+                </pic:pic>
+              </a:graphicData>
+            </a:graphic>
+          </wp:inline>
+        </w:drawing>
+      </w:r>
+    </w:p>
+    <w:p>
+      <w:pPr>
+        <w:keepNext/>
+        <w:spacing w:after="120"/>
+      </w:pPr>
+      <w:r>
+        <w:rPr>
+          <w:b/>
+          <w:bCs/>
+        </w:rPr>
+        <w:t xml:space="preserve">Cluster (Agrupamiento)</w:t>
+      </w:r>
+      <w:r>
+        <w:t xml:space="preserve"> — A group of numbers that are close together.</w:t>
+      </w:r>
+    </w:p>
+    <w:p>
+      <w:pPr>
+        <w:keepNext/>
+        <w:spacing w:after="20" w:before="80"/>
+        <w:jc w:val="center"/>
+      </w:pPr>
+      <w:r>
+        <w:drawing>
+          <wp:inline distT="0" distB="0" distL="0" distR="0">
+            <wp:extent cx="1047750" cy="790575"/>
+            <wp:effectExtent t="0" r="0" b="0" l="0"/>
+            <wp:docPr id="1" name="" descr="" title=""/>
+            <wp:cNvGraphicFramePr>
+              <a:graphicFrameLocks xmlns:a="http://schemas.openxmlformats.org/drawingml/2006/main" noChangeAspect="1"/>
+            </wp:cNvGraphicFramePr>
+            <a:graphic xmlns:a="http://schemas.openxmlformats.org/drawingml/2006/main">
+              <a:graphicData uri="http://schemas.openxmlformats.org/drawingml/2006/picture">
+                <pic:pic xmlns:pic="http://schemas.openxmlformats.org/drawingml/2006/picture">
+                  <pic:nvPicPr>
+                    <pic:cNvPr id="0" name="" descr=""/>
+                    <pic:cNvPicPr>
+                      <a:picLocks noChangeAspect="1" noChangeArrowheads="1"/>
+                    </pic:cNvPicPr>
+                  </pic:nvPicPr>
+                  <pic:blipFill>
+                    <a:blip r:embed="rId16" cstate="none"/>
+                    <a:srcRect/>
+                    <a:stretch>
+                      <a:fillRect/>
+                    </a:stretch>
+                  </pic:blipFill>
+                  <pic:spPr bwMode="auto">
+                    <a:xfrm>
+                      <a:off x="0" y="0"/>
+                      <a:ext cx="1047750" cy="790575"/>
+                    </a:xfrm>
+                    <a:prstGeom prst="rect">
+                      <a:avLst/>
+                    </a:prstGeom>
+                  </pic:spPr>
+                </pic:pic>
+              </a:graphicData>
+            </a:graphic>
+          </wp:inline>
+        </w:drawing>
+      </w:r>
+    </w:p>
+    <w:p>
+      <w:pPr>
+        <w:keepNext/>
+        <w:spacing w:after="120"/>
+      </w:pPr>
+      <w:r>
+        <w:rPr>
+          <w:b/>
+          <w:bCs/>
+        </w:rPr>
+        <w:t xml:space="preserve">Gap (Hueco (espacio))</w:t>
+      </w:r>
+      <w:r>
+        <w:t xml:space="preserve"> — A big empty space where there is no data.</w:t>
+      </w:r>
+    </w:p>
+    <w:p>
+      <w:pPr>
+        <w:keepNext/>
+        <w:spacing w:after="20" w:before="80"/>
+        <w:jc w:val="center"/>
+      </w:pPr>
+      <w:r>
+        <w:drawing>
+          <wp:inline distT="0" distB="0" distL="0" distR="0">
+            <wp:extent cx="1047750" cy="790575"/>
+            <wp:effectExtent t="0" r="0" b="0" l="0"/>
+            <wp:docPr id="1" name="" descr="" title=""/>
+            <wp:cNvGraphicFramePr>
+              <a:graphicFrameLocks xmlns:a="http://schemas.openxmlformats.org/drawingml/2006/main" noChangeAspect="1"/>
+            </wp:cNvGraphicFramePr>
+            <a:graphic xmlns:a="http://schemas.openxmlformats.org/drawingml/2006/main">
+              <a:graphicData uri="http://schemas.openxmlformats.org/drawingml/2006/picture">
+                <pic:pic xmlns:pic="http://schemas.openxmlformats.org/drawingml/2006/picture">
+                  <pic:nvPicPr>
+                    <pic:cNvPr id="0" name="" descr=""/>
+                    <pic:cNvPicPr>
+                      <a:picLocks noChangeAspect="1" noChangeArrowheads="1"/>
+                    </pic:cNvPicPr>
+                  </pic:nvPicPr>
+                  <pic:blipFill>
+                    <a:blip r:embed="rId17" cstate="none"/>
+                    <a:srcRect/>
+                    <a:stretch>
+                      <a:fillRect/>
+                    </a:stretch>
+                  </pic:blipFill>
+                  <pic:spPr bwMode="auto">
+                    <a:xfrm>
+                      <a:off x="0" y="0"/>
+                      <a:ext cx="1047750" cy="790575"/>
+                    </a:xfrm>
+                    <a:prstGeom prst="rect">
+                      <a:avLst/>
+                    </a:prstGeom>
+                  </pic:spPr>
+                </pic:pic>
+              </a:graphicData>
+            </a:graphic>
+          </wp:inline>
+        </w:drawing>
+      </w:r>
+    </w:p>
+    <w:p>
+      <w:pPr>
+        <w:keepNext/>
+        <w:spacing w:after="120"/>
+      </w:pPr>
+      <w:r>
+        <w:rPr>
+          <w:b/>
+          <w:bCs/>
+        </w:rPr>
+        <w:t xml:space="preserve">Data distribution (Distribución de datos)</w:t>
+      </w:r>
+      <w:r>
+        <w:t xml:space="preserve"> — How the data looks: where it sits and how spread out it is.</w:t>
       </w:r>
     </w:p>
     <w:p>
@@ -579,7 +894,7 @@
           <w:b/>
           <w:bCs/>
         </w:rPr>
-        <w:t xml:space="preserve">1. A dot plot of goals scored per game shows: 0(5 dots), 1(7 dots), 2(4 dots), 3(2 dots), 4(1 dot). What is the shape?</w:t>
+        <w:t xml:space="preserve">1. A box plot shows: least 68, Q1 75.5, median 83.5, Q3 88, greatest 94. What are the range and the IQR?</w:t>
       </w:r>
     </w:p>
     <w:p>
@@ -587,7 +902,7 @@
         <w:spacing w:after="40" w:before="0"/>
       </w:pPr>
       <w:r>
-        <w:t xml:space="preserve">     A. Skewed right — most values at the low end with a tail to the right</w:t>
+        <w:t xml:space="preserve">     A. Range 26, IQR 12.5</w:t>
       </w:r>
     </w:p>
     <w:p>
@@ -595,7 +910,7 @@
         <w:spacing w:after="40" w:before="0"/>
       </w:pPr>
       <w:r>
-        <w:t xml:space="preserve">     B. Symmetric — equal on both sides</w:t>
+        <w:t xml:space="preserve">     B. Range 12.5, IQR 26</w:t>
       </w:r>
     </w:p>
     <w:p>
@@ -603,7 +918,7 @@
         <w:spacing w:after="40" w:before="0"/>
       </w:pPr>
       <w:r>
-        <w:t xml:space="preserve">     C. Skewed left — most values at the high end</w:t>
+        <w:t xml:space="preserve">     C. Range 26, IQR 83.5</w:t>
       </w:r>
     </w:p>
     <w:p>
@@ -611,7 +926,7 @@
         <w:spacing w:after="40" w:before="0"/>
       </w:pPr>
       <w:r>
-        <w:t xml:space="preserve">     D. Uniform — all bars the same height</w:t>
+        <w:t xml:space="preserve">     D. Range 20, IQR 12.5</w:t>
       </w:r>
     </w:p>
     <w:p>
@@ -634,7 +949,7 @@
           <w:b/>
           <w:bCs/>
         </w:rPr>
-        <w:t xml:space="preserve">2. Spot the Common Mistake</w:t>
+        <w:t xml:space="preserve">2. Team A's salaries have a range of $14M and an IQR of $7M. Team B's have a range of $7M and an IQR of $2.5M. Both teams have the same median salary. What does this tell a player?</w:t>
       </w:r>
     </w:p>
     <w:p>
@@ -642,7 +957,7 @@
         <w:spacing w:after="40" w:before="0"/>
       </w:pPr>
       <w:r>
-        <w:t xml:space="preserve">   Step 1 (Data): Player salaries (millions): 1, 1, 2, 2, 2, 3, 3, 40.</w:t>
+        <w:t xml:space="preserve">     A. Team B's salaries cluster much more tightly around the median</w:t>
       </w:r>
     </w:p>
     <w:p>
@@ -650,7 +965,7 @@
         <w:spacing w:after="40" w:before="0"/>
       </w:pPr>
       <w:r>
-        <w:t xml:space="preserve">   Step 2 (Shape): Most salaries cluster at 1–3 million with one value way out at 40 million, so the distribution is skewed right. ✓</w:t>
+        <w:t xml:space="preserve">     B. Team B pays more overall</w:t>
       </w:r>
     </w:p>
     <w:p>
@@ -658,7 +973,70 @@
         <w:spacing w:after="40" w:before="0"/>
       </w:pPr>
       <w:r>
-        <w:t xml:space="preserve">   Step 3 (Best measure): The student picks the MEAN to describe a typical salary because the shape is skewed right.</w:t>
+        <w:t xml:space="preserve">     C. Team A has more players</w:t>
+      </w:r>
+    </w:p>
+    <w:p>
+      <w:pPr>
+        <w:spacing w:after="40" w:before="0"/>
+      </w:pPr>
+      <w:r>
+        <w:t xml:space="preserve">     D. Team B's highest salary is greater</w:t>
+      </w:r>
+    </w:p>
+    <w:p>
+      <w:pPr>
+        <w:spacing w:after="60" w:before="120"/>
+      </w:pPr>
+      <w:r>
+        <w:rPr>
+          <w:color w:val="BBBBBB"/>
+        </w:rPr>
+        <w:t xml:space="preserve">______________________________________________________________________</w:t>
+      </w:r>
+    </w:p>
+    <w:p>
+      <w:pPr>
+        <w:spacing w:after="80" w:before="0"/>
+      </w:pPr>
+      <w:r>
+        <w:rPr>
+          <w:b/>
+          <w:bCs/>
+        </w:rPr>
+        <w:t xml:space="preserve">3. Find the error</w:t>
+      </w:r>
+    </w:p>
+    <w:p>
+      <w:pPr>
+        <w:spacing w:after="40" w:before="0"/>
+      </w:pPr>
+      <w:r>
+        <w:t xml:space="preserve">   Step 1 (Setup): Data: 15, 18, 20, 22, 25, 60.</w:t>
+      </w:r>
+    </w:p>
+    <w:p>
+      <w:pPr>
+        <w:spacing w:after="40" w:before="0"/>
+      </w:pPr>
+      <w:r>
+        <w:t xml:space="preserve">   Step 2 (Step 1): The range is 60 − 15 = 45.</w:t>
+      </w:r>
+    </w:p>
+    <w:p>
+      <w:pPr>
+        <w:spacing w:after="40" w:before="0"/>
+      </w:pPr>
+      <w:r>
+        <w:t xml:space="preserve">   Step 3 (Step 2): The range of 45 shows that a typical value differs from the others by about 45.</w:t>
+      </w:r>
+    </w:p>
+    <w:p>
+      <w:pPr>
+        <w:spacing w:after="40" w:before="0"/>
+      </w:pPr>
+      <w:r>
+        <w:t xml:space="preserve">   Step 4 (Step 3): So this data set has high variability everywhere.</w:t>
       </w:r>
     </w:p>
     <w:p>
@@ -715,7 +1093,69 @@
           <w:b/>
           <w:bCs/>
         </w:rPr>
-        <w:t xml:space="preserve">3. Find the Shape Error</w:t>
+        <w:t xml:space="preserve">4. </w:t>
+      </w:r>
+    </w:p>
+    <w:p>
+      <w:pPr>
+        <w:spacing w:after="60" w:before="120"/>
+      </w:pPr>
+      <w:r>
+        <w:rPr>
+          <w:color w:val="BBBBBB"/>
+        </w:rPr>
+        <w:t xml:space="preserve">______________________________________________________________________</w:t>
+      </w:r>
+    </w:p>
+    <w:p>
+      <w:pPr>
+        <w:spacing w:after="60" w:before="120"/>
+      </w:pPr>
+      <w:r>
+        <w:rPr>
+          <w:color w:val="BBBBBB"/>
+        </w:rPr>
+        <w:t xml:space="preserve">______________________________________________________________________</w:t>
+      </w:r>
+    </w:p>
+    <w:p>
+      <w:pPr>
+        <w:spacing w:after="60" w:before="120"/>
+      </w:pPr>
+      <w:r>
+        <w:rPr>
+          <w:color w:val="BBBBBB"/>
+        </w:rPr>
+        <w:t xml:space="preserve">______________________________________________________________________</w:t>
+      </w:r>
+    </w:p>
+    <w:p>
+      <w:pPr>
+        <w:spacing w:after="60" w:before="120"/>
+      </w:pPr>
+      <w:r>
+        <w:rPr>
+          <w:color w:val="BBBBBB"/>
+        </w:rPr>
+        <w:t xml:space="preserve">______________________________________________________________________</w:t>
+      </w:r>
+    </w:p>
+    <w:p>
+      <w:r>
+        <w:br w:type="page"/>
+      </w:r>
+    </w:p>
+    <w:p>
+      <w:pPr>
+        <w:pStyle w:val="Heading1"/>
+        <w:spacing w:after="120"/>
+      </w:pPr>
+      <w:r>
+        <w:rPr>
+          <w:b/>
+          <w:bCs/>
+        </w:rPr>
+        <w:t xml:space="preserve">Answer Key (Teacher)</w:t>
       </w:r>
     </w:p>
     <w:p>
@@ -723,162 +1163,63 @@
         <w:spacing w:after="40" w:before="0"/>
       </w:pPr>
       <w:r>
-        <w:t xml:space="preserve">   Step 1 (Data): Sprint times (seconds): 10.2, 10.5, 10.8, 11.0, 11.1, 11.2, 11.3, 11.5, 14.8</w:t>
-      </w:r>
-    </w:p>
-    <w:p>
-      <w:pPr>
-        <w:spacing w:after="40" w:before="0"/>
-      </w:pPr>
-      <w:r>
-        <w:t xml:space="preserve">   Step 2 (Histogram): 10.0–10.9: 3, 11.0–11.9: 5, 12.0–12.9: 0, 13.0–13.9: 0, 14.0–14.9: 1</w:t>
-      </w:r>
-    </w:p>
-    <w:p>
-      <w:pPr>
-        <w:spacing w:after="40" w:before="0"/>
-      </w:pPr>
-      <w:r>
-        <w:t xml:space="preserve">   Step 3 (Shape): Skewed left because the tall bar is on the right side</w:t>
-      </w:r>
-    </w:p>
-    <w:p>
-      <w:pPr>
-        <w:spacing w:after="40" w:before="0"/>
-      </w:pPr>
-      <w:r>
-        <w:t xml:space="preserve">   Step 4 (Best measure): Use the mean because skewed data uses the mean</w:t>
-      </w:r>
-    </w:p>
-    <w:p>
-      <w:pPr>
-        <w:spacing w:after="60" w:before="0"/>
+        <w:rPr>
+          <w:b/>
+          <w:bCs/>
+        </w:rPr>
+        <w:t xml:space="preserve">1. A. Range 26, IQR 12.5</w:t>
+      </w:r>
+    </w:p>
+    <w:p>
+      <w:pPr>
+        <w:spacing w:after="20" w:before="0"/>
+      </w:pPr>
+      <w:r>
+        <w:t xml:space="preserve">     Range = 94 − 68 = 26. IQR = 88 − 75.5 = 12.5. The range covers the whole span; the IQR covers only the box.</w:t>
+      </w:r>
+    </w:p>
+    <w:p>
+      <w:pPr>
+        <w:spacing w:after="80" w:before="0"/>
       </w:pPr>
       <w:r>
         <w:rPr>
           <w:i/>
           <w:iCs/>
         </w:rPr>
-        <w:t xml:space="preserve">Which step has the mistake? Explain and fix it:</w:t>
-      </w:r>
-    </w:p>
-    <w:p>
-      <w:pPr>
-        <w:spacing w:after="60" w:before="120"/>
-      </w:pPr>
-      <w:r>
-        <w:rPr>
-          <w:color w:val="BBBBBB"/>
-        </w:rPr>
-        <w:t xml:space="preserve">______________________________________________________________________</w:t>
-      </w:r>
-    </w:p>
-    <w:p>
-      <w:pPr>
-        <w:spacing w:after="60" w:before="120"/>
-      </w:pPr>
-      <w:r>
-        <w:rPr>
-          <w:color w:val="BBBBBB"/>
-        </w:rPr>
-        <w:t xml:space="preserve">______________________________________________________________________</w:t>
-      </w:r>
-    </w:p>
-    <w:p>
-      <w:pPr>
-        <w:spacing w:after="60" w:before="120"/>
-      </w:pPr>
-      <w:r>
-        <w:rPr>
-          <w:color w:val="BBBBBB"/>
-        </w:rPr>
-        <w:t xml:space="preserve">______________________________________________________________________</w:t>
+        <w:t xml:space="preserve">     Watch for: A common mistake with Range and Interquartile Range is adding the two quartiles instead of subtracting them — writing IQR = Q3 + Q1. With Q1 = 42 and Q3 = 58 that gives 100, which is larger than the data set's entire range of 20. Every measure of variation is a DIFFERENCE, and the IQR can never exceed the range, because the middle half is part of the whole span. If your IQR comes out bigger than your range, you added when you should have subtracted.</w:t>
+      </w:r>
+    </w:p>
+    <w:p>
+      <w:pPr>
+        <w:spacing w:after="40" w:before="0"/>
+      </w:pPr>
+      <w:r>
+        <w:rPr>
+          <w:b/>
+          <w:bCs/>
+        </w:rPr>
+        <w:t xml:space="preserve">2. A. Team B's salaries cluster much more tightly around the median</w:t>
+      </w:r>
+    </w:p>
+    <w:p>
+      <w:pPr>
+        <w:spacing w:after="20" w:before="0"/>
+      </w:pPr>
+      <w:r>
+        <w:t xml:space="preserve">     Both measures of variation are smaller for Team B, so its salaries vary less: a typical player is more likely to earn close to the median. Team A spreads much wider in both directions.</w:t>
       </w:r>
     </w:p>
     <w:p>
       <w:pPr>
         <w:spacing w:after="80" w:before="0"/>
-      </w:pPr>
-      <w:r>
-        <w:rPr>
-          <w:b/>
-          <w:bCs/>
-        </w:rPr>
-        <w:t xml:space="preserve">4. A teacher shows two dot plots of quiz scores from two different classes. Class A's data is symmetric with a cluster around 80. Class B's data is skewed right with most scores between 60–70 and a few scores near 100. Compare the classes: which has a higher median? Which has a higher mean? In which class does the mean better represent a typical score?</w:t>
-      </w:r>
-    </w:p>
-    <w:p>
-      <w:pPr>
-        <w:spacing w:after="60" w:before="0"/>
       </w:pPr>
       <w:r>
         <w:rPr>
           <w:i/>
           <w:iCs/>
         </w:rPr>
-        <w:t xml:space="preserve">Sentence starter: Class A is ___ with scores clustered around ___. Class B is skewed ___ with most scores at ___. Class A likely has a ___ median. Class B's mean is pulled ___ by the high scores. The mean better represents a typical score in Class ___ because ___.</w:t>
-      </w:r>
-    </w:p>
-    <w:p>
-      <w:pPr>
-        <w:spacing w:after="60" w:before="120"/>
-      </w:pPr>
-      <w:r>
-        <w:rPr>
-          <w:color w:val="BBBBBB"/>
-        </w:rPr>
-        <w:t xml:space="preserve">______________________________________________________________________</w:t>
-      </w:r>
-    </w:p>
-    <w:p>
-      <w:pPr>
-        <w:spacing w:after="60" w:before="120"/>
-      </w:pPr>
-      <w:r>
-        <w:rPr>
-          <w:color w:val="BBBBBB"/>
-        </w:rPr>
-        <w:t xml:space="preserve">______________________________________________________________________</w:t>
-      </w:r>
-    </w:p>
-    <w:p>
-      <w:pPr>
-        <w:spacing w:after="60" w:before="120"/>
-      </w:pPr>
-      <w:r>
-        <w:rPr>
-          <w:color w:val="BBBBBB"/>
-        </w:rPr>
-        <w:t xml:space="preserve">______________________________________________________________________</w:t>
-      </w:r>
-    </w:p>
-    <w:p>
-      <w:pPr>
-        <w:spacing w:after="60" w:before="120"/>
-      </w:pPr>
-      <w:r>
-        <w:rPr>
-          <w:color w:val="BBBBBB"/>
-        </w:rPr>
-        <w:t xml:space="preserve">______________________________________________________________________</w:t>
-      </w:r>
-    </w:p>
-    <w:p>
-      <w:r>
-        <w:br w:type="page"/>
-      </w:r>
-    </w:p>
-    <w:p>
-      <w:pPr>
-        <w:pStyle w:val="Heading1"/>
-        <w:spacing w:after="120"/>
-      </w:pPr>
-      <w:r>
-        <w:rPr>
-          <w:b/>
-          <w:bCs/>
-        </w:rPr>
-        <w:t xml:space="preserve">Answer Key (Teacher)</w:t>
+        <w:t xml:space="preserve">     Watch for: A common mistake with Range and Interquartile Range is adding the two quartiles instead of subtracting them — writing IQR = Q3 + Q1. With Q1 = 42 and Q3 = 58 that gives 100, which is larger than the data set's entire range of 20. Every measure of variation is a DIFFERENCE, and the IQR can never exceed the range, because the middle half is part of the whole span. If your IQR comes out bigger than your range, you added when you should have subtracted.</w:t>
       </w:r>
     </w:p>
     <w:p>
@@ -890,7 +1231,7 @@
           <w:b/>
           <w:bCs/>
         </w:rPr>
-        <w:t xml:space="preserve">1. A. Skewed right — most values at the low end with a tail to the right</w:t>
+        <w:t xml:space="preserve">3. Find the error</w:t>
       </w:r>
     </w:p>
     <w:p>
@@ -898,7 +1239,15 @@
         <w:spacing w:after="20" w:before="0"/>
       </w:pPr>
       <w:r>
-        <w:t xml:space="preserve">     The data peaks at 0–1 goals and tails off toward 4. Most data is on the left with fewer values stretching right — this is skewed right.</w:t>
+        <w:t xml:space="preserve">     The mistake is in Step 3.</w:t>
+      </w:r>
+    </w:p>
+    <w:p>
+      <w:pPr>
+        <w:spacing w:after="20" w:before="0"/>
+      </w:pPr>
+      <w:r>
+        <w:t xml:space="preserve">     Correct work: Step 2 overreads the range. The range only reports the distance between the two extremes — here it is large because of the single value 60. Five of the six values sit between 15 and 25, a span of just 10. The IQR (about 7) shows that the middle of the data barely varies at all.</w:t>
       </w:r>
     </w:p>
     <w:p>
@@ -906,11 +1255,7 @@
         <w:spacing w:after="80" w:before="0"/>
       </w:pPr>
       <w:r>
-        <w:rPr>
-          <w:i/>
-          <w:iCs/>
-        </w:rPr>
-        <w:t xml:space="preserve">     Watch for: A common mistake in Shape of Data Distributions is naming the skew by looking at where the TALLEST bar (the peak) sits, instead of looking at which way the TAIL stretches. For example, given bar heights 8, 5, 3, 1 (tall on the left, trailing off to the right), students often say "skewed left" because the peak is on the left — but the correct name is skewed right, because skew is always named for the direction the tail points, not the peak.</w:t>
+        <w:t xml:space="preserve">     Watch for: A big range does not mean every value is spread out. When one value sits far from the rest, the IQR is the measure that describes what is typical.</w:t>
       </w:r>
     </w:p>
     <w:p>
@@ -922,7 +1267,7 @@
           <w:b/>
           <w:bCs/>
         </w:rPr>
-        <w:t xml:space="preserve">2. Spot the Common Mistake</w:t>
+        <w:t xml:space="preserve">4. Open response — answers will vary.</w:t>
       </w:r>
     </w:p>
     <w:p>
@@ -930,79 +1275,7 @@
         <w:spacing w:after="20" w:before="0"/>
       </w:pPr>
       <w:r>
-        <w:t xml:space="preserve">     The mistake is in Step 3.</w:t>
-      </w:r>
-    </w:p>
-    <w:p>
-      <w:pPr>
-        <w:spacing w:after="20" w:before="0"/>
-      </w:pPr>
-      <w:r>
-        <w:t xml:space="preserve">     Correct work: The shape is correct (skewed right), but the MEDIAN — not the mean — is the better measure for skewed data. The single 40-million salary is an extreme value in the right tail that pulls the mean up to about 6.75 million, far above what most players earn. The median is 2 million, which truly represents a typical salary. Use the median whenever data is skewed.</w:t>
-      </w:r>
-    </w:p>
-    <w:p>
-      <w:pPr>
-        <w:spacing w:after="80" w:before="0"/>
-      </w:pPr>
-      <w:r>
-        <w:t xml:space="preserve">     Watch for: The shape call was correct, but the measure of center was not. The single 40-million salary sits far out in the right tail and drags the mean up to about 6.75 million, higher than every other player actually earns. The median of 2 million truly describes a typical salary, so skewed data should be summarized with the median.</w:t>
-      </w:r>
-    </w:p>
-    <w:p>
-      <w:pPr>
-        <w:spacing w:after="40" w:before="0"/>
-      </w:pPr>
-      <w:r>
-        <w:rPr>
-          <w:b/>
-          <w:bCs/>
-        </w:rPr>
-        <w:t xml:space="preserve">3. Find the Shape Error</w:t>
-      </w:r>
-    </w:p>
-    <w:p>
-      <w:pPr>
-        <w:spacing w:after="20" w:before="0"/>
-      </w:pPr>
-      <w:r>
-        <w:t xml:space="preserve">     The mistake is in Step 3.</w:t>
-      </w:r>
-    </w:p>
-    <w:p>
-      <w:pPr>
-        <w:spacing w:after="20" w:before="0"/>
-      </w:pPr>
-      <w:r>
-        <w:t xml:space="preserve">     Correct work: This is skewed RIGHT, not left. The cluster of data is on the left (10–11 seconds) and the tail with the extreme value (14.8) stretches to the right. Also, for skewed data the MEDIAN is the better measure, not the mean, because the mean is pulled toward the tail.</w:t>
-      </w:r>
-    </w:p>
-    <w:p>
-      <w:pPr>
-        <w:spacing w:after="80" w:before="0"/>
-      </w:pPr>
-      <w:r>
-        <w:t xml:space="preserve">     Watch for: The shape was named from the tall bar instead of the tail. The histogram clusters at 10–11 seconds, shows empty intervals at 12 and 13, and then has one lone value at 14.8, so the stretched-out tail points right — skewed right. And because the data is skewed, the median describes a typical sprint time better than the mean, which the 14.8 pulls upward.</w:t>
-      </w:r>
-    </w:p>
-    <w:p>
-      <w:pPr>
-        <w:spacing w:after="40" w:before="0"/>
-      </w:pPr>
-      <w:r>
-        <w:rPr>
-          <w:b/>
-          <w:bCs/>
-        </w:rPr>
-        <w:t xml:space="preserve">4. Open response — answers will vary.</w:t>
-      </w:r>
-    </w:p>
-    <w:p>
-      <w:pPr>
-        <w:spacing w:after="80" w:before="0"/>
-      </w:pPr>
-      <w:r>
-        <w:t xml:space="preserve">     Look for key words: symmetric, skewed right, median, mean, pulled, higher, typical, tail.</w:t>
+        <w:t xml:space="preserve">     Sample: Each new score of 80 lands just below the median of 81, which is inside the box for both classes. Adding a value inside the middle of the data pulls the quartiles slightly toward the center, so each IQR either stays the same or shrinks a little; neither can grow much, because nothing was added out at the extremes. The ranges do not change at all, since 80 is neither a new least nor a new greatest value for either class. The comparison holds: Class B's scores stay the more tightly clustered of the two.</w:t>
       </w:r>
     </w:p>
     <w:sectPr>
